--- a/NOP_BAI/[ĐT-QĐ04-BM04] Biểu mẫu nhận xét của Giảng viên hướng dẫn.docx
+++ b/NOP_BAI/[ĐT-QĐ04-BM04] Biểu mẫu nhận xét của Giảng viên hướng dẫn.docx
@@ -13,6 +13,7 @@
         <w:id w:val="-1660233287"/>
         <w:lock w:val="contentLocked"/>
       </w:sdtPr>
+      <w:sdtEndPr/>
       <w:sdtContent>
         <w:tbl>
           <w:tblPr>
@@ -70,7 +71,97 @@
                     <w:sz w:val="26"/>
                     <w:szCs w:val="26"/>
                   </w:rPr>
-                  <w:t>HỌC VIỆN CÔNG NGHỆ THÔNG TIN VÀ THIẾT KẾ VTC</w:t>
+                  <w:t>H</w:t>
+                </w:r>
+                <w:r>
+                  <w:rPr>
+                    <w:rFonts w:ascii="Times" w:eastAsia="Times" w:hAnsi="Times" w:cs="Times"/>
+                    <w:b/>
+                    <w:sz w:val="26"/>
+                    <w:szCs w:val="26"/>
+                  </w:rPr>
+                  <w:t>Ọ</w:t>
+                </w:r>
+                <w:r>
+                  <w:rPr>
+                    <w:rFonts w:ascii="Times" w:eastAsia="Times" w:hAnsi="Times" w:cs="Times"/>
+                    <w:b/>
+                    <w:sz w:val="26"/>
+                    <w:szCs w:val="26"/>
+                  </w:rPr>
+                  <w:t>C VI</w:t>
+                </w:r>
+                <w:r>
+                  <w:rPr>
+                    <w:rFonts w:ascii="Times" w:eastAsia="Times" w:hAnsi="Times" w:cs="Times"/>
+                    <w:b/>
+                    <w:sz w:val="26"/>
+                    <w:szCs w:val="26"/>
+                  </w:rPr>
+                  <w:t>Ệ</w:t>
+                </w:r>
+                <w:r>
+                  <w:rPr>
+                    <w:rFonts w:ascii="Times" w:eastAsia="Times" w:hAnsi="Times" w:cs="Times"/>
+                    <w:b/>
+                    <w:sz w:val="26"/>
+                    <w:szCs w:val="26"/>
+                  </w:rPr>
+                  <w:t>N CÔNG NGH</w:t>
+                </w:r>
+                <w:r>
+                  <w:rPr>
+                    <w:rFonts w:ascii="Times" w:eastAsia="Times" w:hAnsi="Times" w:cs="Times"/>
+                    <w:b/>
+                    <w:sz w:val="26"/>
+                    <w:szCs w:val="26"/>
+                  </w:rPr>
+                  <w:t>Ệ</w:t>
+                </w:r>
+                <w:r>
+                  <w:rPr>
+                    <w:rFonts w:ascii="Times" w:eastAsia="Times" w:hAnsi="Times" w:cs="Times"/>
+                    <w:b/>
+                    <w:sz w:val="26"/>
+                    <w:szCs w:val="26"/>
+                  </w:rPr>
+                  <w:t xml:space="preserve"> THÔNG TIN VÀ THI</w:t>
+                </w:r>
+                <w:r>
+                  <w:rPr>
+                    <w:rFonts w:ascii="Times" w:eastAsia="Times" w:hAnsi="Times" w:cs="Times"/>
+                    <w:b/>
+                    <w:sz w:val="26"/>
+                    <w:szCs w:val="26"/>
+                  </w:rPr>
+                  <w:t>Ế</w:t>
+                </w:r>
+                <w:r>
+                  <w:rPr>
+                    <w:rFonts w:ascii="Times" w:eastAsia="Times" w:hAnsi="Times" w:cs="Times"/>
+                    <w:b/>
+                    <w:sz w:val="26"/>
+                    <w:szCs w:val="26"/>
+                  </w:rPr>
+                  <w:t>T K</w:t>
+                </w:r>
+                <w:r>
+                  <w:rPr>
+                    <w:rFonts w:ascii="Times" w:eastAsia="Times" w:hAnsi="Times" w:cs="Times"/>
+                    <w:b/>
+                    <w:sz w:val="26"/>
+                    <w:szCs w:val="26"/>
+                  </w:rPr>
+                  <w:t>Ế</w:t>
+                </w:r>
+                <w:r>
+                  <w:rPr>
+                    <w:rFonts w:ascii="Times" w:eastAsia="Times" w:hAnsi="Times" w:cs="Times"/>
+                    <w:b/>
+                    <w:sz w:val="26"/>
+                    <w:szCs w:val="26"/>
+                  </w:rPr>
+                  <w:t xml:space="preserve"> VTC</w:t>
                 </w:r>
               </w:p>
             </w:tc>
@@ -108,7 +199,79 @@
                     <w:sz w:val="26"/>
                     <w:szCs w:val="26"/>
                   </w:rPr>
-                  <w:t>CỘNG HÒA XÃ HỘI CHỦ NGHĨA VIỆT NAM</w:t>
+                  <w:t>C</w:t>
+                </w:r>
+                <w:r>
+                  <w:rPr>
+                    <w:rFonts w:ascii="Times" w:eastAsia="Times" w:hAnsi="Times" w:cs="Times"/>
+                    <w:b/>
+                    <w:sz w:val="26"/>
+                    <w:szCs w:val="26"/>
+                  </w:rPr>
+                  <w:t>Ộ</w:t>
+                </w:r>
+                <w:r>
+                  <w:rPr>
+                    <w:rFonts w:ascii="Times" w:eastAsia="Times" w:hAnsi="Times" w:cs="Times"/>
+                    <w:b/>
+                    <w:sz w:val="26"/>
+                    <w:szCs w:val="26"/>
+                  </w:rPr>
+                  <w:t>NG HÒA XÃ H</w:t>
+                </w:r>
+                <w:r>
+                  <w:rPr>
+                    <w:rFonts w:ascii="Times" w:eastAsia="Times" w:hAnsi="Times" w:cs="Times"/>
+                    <w:b/>
+                    <w:sz w:val="26"/>
+                    <w:szCs w:val="26"/>
+                  </w:rPr>
+                  <w:t>Ộ</w:t>
+                </w:r>
+                <w:r>
+                  <w:rPr>
+                    <w:rFonts w:ascii="Times" w:eastAsia="Times" w:hAnsi="Times" w:cs="Times"/>
+                    <w:b/>
+                    <w:sz w:val="26"/>
+                    <w:szCs w:val="26"/>
+                  </w:rPr>
+                  <w:t>I CH</w:t>
+                </w:r>
+                <w:r>
+                  <w:rPr>
+                    <w:rFonts w:ascii="Times" w:eastAsia="Times" w:hAnsi="Times" w:cs="Times"/>
+                    <w:b/>
+                    <w:sz w:val="26"/>
+                    <w:szCs w:val="26"/>
+                  </w:rPr>
+                  <w:t>Ủ</w:t>
+                </w:r>
+                <w:r>
+                  <w:rPr>
+                    <w:rFonts w:ascii="Times" w:eastAsia="Times" w:hAnsi="Times" w:cs="Times"/>
+                    <w:b/>
+                    <w:sz w:val="26"/>
+                    <w:szCs w:val="26"/>
+                  </w:rPr>
+                  <w:t xml:space="preserve"> NGHĨA VI</w:t>
+                </w:r>
+                <w:r>
+                  <w:rPr>
+                    <w:rFonts w:ascii="Times" w:eastAsia="Times" w:hAnsi="Times" w:cs="Times"/>
+                    <w:b/>
+                    <w:sz w:val="26"/>
+                    <w:szCs w:val="26"/>
+                  </w:rPr>
+                  <w:t>Ệ</w:t>
+                </w:r>
+                <w:r>
+                  <w:rPr>
+                    <w:rFonts w:ascii="Times" w:eastAsia="Times" w:hAnsi="Times" w:cs="Times"/>
+                    <w:b/>
+                    <w:sz w:val="26"/>
+                    <w:szCs w:val="26"/>
+                  </w:rPr>
+                  <w:t>T NAM</w:t>
                 </w:r>
               </w:p>
               <w:p>
@@ -132,7 +295,79 @@
                     <w:sz w:val="26"/>
                     <w:szCs w:val="26"/>
                   </w:rPr>
-                  <w:t>Độc lập – Tự do – Hạnh phúc</w:t>
+                  <w:t>Đ</w:t>
+                </w:r>
+                <w:r>
+                  <w:rPr>
+                    <w:rFonts w:ascii="Times" w:eastAsia="Times" w:hAnsi="Times" w:cs="Times"/>
+                    <w:b/>
+                    <w:sz w:val="26"/>
+                    <w:szCs w:val="26"/>
+                  </w:rPr>
+                  <w:t>ộ</w:t>
+                </w:r>
+                <w:r>
+                  <w:rPr>
+                    <w:rFonts w:ascii="Times" w:eastAsia="Times" w:hAnsi="Times" w:cs="Times"/>
+                    <w:b/>
+                    <w:sz w:val="26"/>
+                    <w:szCs w:val="26"/>
+                  </w:rPr>
+                  <w:t>c l</w:t>
+                </w:r>
+                <w:r>
+                  <w:rPr>
+                    <w:rFonts w:ascii="Times" w:eastAsia="Times" w:hAnsi="Times" w:cs="Times"/>
+                    <w:b/>
+                    <w:sz w:val="26"/>
+                    <w:szCs w:val="26"/>
+                  </w:rPr>
+                  <w:t>ậ</w:t>
+                </w:r>
+                <w:r>
+                  <w:rPr>
+                    <w:rFonts w:ascii="Times" w:eastAsia="Times" w:hAnsi="Times" w:cs="Times"/>
+                    <w:b/>
+                    <w:sz w:val="26"/>
+                    <w:szCs w:val="26"/>
+                  </w:rPr>
+                  <w:t>p – T</w:t>
+                </w:r>
+                <w:r>
+                  <w:rPr>
+                    <w:rFonts w:ascii="Times" w:eastAsia="Times" w:hAnsi="Times" w:cs="Times"/>
+                    <w:b/>
+                    <w:sz w:val="26"/>
+                    <w:szCs w:val="26"/>
+                  </w:rPr>
+                  <w:t>ự</w:t>
+                </w:r>
+                <w:r>
+                  <w:rPr>
+                    <w:rFonts w:ascii="Times" w:eastAsia="Times" w:hAnsi="Times" w:cs="Times"/>
+                    <w:b/>
+                    <w:sz w:val="26"/>
+                    <w:szCs w:val="26"/>
+                  </w:rPr>
+                  <w:t xml:space="preserve"> do – H</w:t>
+                </w:r>
+                <w:r>
+                  <w:rPr>
+                    <w:rFonts w:ascii="Times" w:eastAsia="Times" w:hAnsi="Times" w:cs="Times"/>
+                    <w:b/>
+                    <w:sz w:val="26"/>
+                    <w:szCs w:val="26"/>
+                  </w:rPr>
+                  <w:t>ạ</w:t>
+                </w:r>
+                <w:r>
+                  <w:rPr>
+                    <w:rFonts w:ascii="Times" w:eastAsia="Times" w:hAnsi="Times" w:cs="Times"/>
+                    <w:b/>
+                    <w:sz w:val="26"/>
+                    <w:szCs w:val="26"/>
+                  </w:rPr>
+                  <w:t>nh phúc</w:t>
                 </w:r>
               </w:p>
             </w:tc>
@@ -158,7 +393,7 @@
           <w:sz w:val="40"/>
           <w:szCs w:val="40"/>
         </w:rPr>
-        <w:t xml:space="preserve">BẢN NHẬN XÉT CỦA GIẢNG VIÊN </w:t>
+        <w:t>B</w:t>
       </w:r>
       <w:r>
         <w:rPr>
@@ -167,7 +402,7 @@
           <w:sz w:val="40"/>
           <w:szCs w:val="40"/>
         </w:rPr>
-        <w:br/>
+        <w:t>Ả</w:t>
       </w:r>
       <w:r>
         <w:rPr>
@@ -176,7 +411,115 @@
           <w:sz w:val="40"/>
           <w:szCs w:val="40"/>
         </w:rPr>
-        <w:t>HƯỚNG DẪN</w:t>
+        <w:t>N NH</w:t>
+      </w:r>
+      <w:r>
+        <w:rPr>
+          <w:rFonts w:ascii="Times" w:eastAsia="Times" w:hAnsi="Times" w:cs="Times"/>
+          <w:b/>
+          <w:sz w:val="40"/>
+          <w:szCs w:val="40"/>
+        </w:rPr>
+        <w:t>Ậ</w:t>
+      </w:r>
+      <w:r>
+        <w:rPr>
+          <w:rFonts w:ascii="Times" w:eastAsia="Times" w:hAnsi="Times" w:cs="Times"/>
+          <w:b/>
+          <w:sz w:val="40"/>
+          <w:szCs w:val="40"/>
+        </w:rPr>
+        <w:t>N XÉT C</w:t>
+      </w:r>
+      <w:r>
+        <w:rPr>
+          <w:rFonts w:ascii="Times" w:eastAsia="Times" w:hAnsi="Times" w:cs="Times"/>
+          <w:b/>
+          <w:sz w:val="40"/>
+          <w:szCs w:val="40"/>
+        </w:rPr>
+        <w:t>Ủ</w:t>
+      </w:r>
+      <w:r>
+        <w:rPr>
+          <w:rFonts w:ascii="Times" w:eastAsia="Times" w:hAnsi="Times" w:cs="Times"/>
+          <w:b/>
+          <w:sz w:val="40"/>
+          <w:szCs w:val="40"/>
+        </w:rPr>
+        <w:t>A GI</w:t>
+      </w:r>
+      <w:r>
+        <w:rPr>
+          <w:rFonts w:ascii="Times" w:eastAsia="Times" w:hAnsi="Times" w:cs="Times"/>
+          <w:b/>
+          <w:sz w:val="40"/>
+          <w:szCs w:val="40"/>
+        </w:rPr>
+        <w:t>Ả</w:t>
+      </w:r>
+      <w:r>
+        <w:rPr>
+          <w:rFonts w:ascii="Times" w:eastAsia="Times" w:hAnsi="Times" w:cs="Times"/>
+          <w:b/>
+          <w:sz w:val="40"/>
+          <w:szCs w:val="40"/>
+        </w:rPr>
+        <w:t xml:space="preserve">NG VIÊN </w:t>
+      </w:r>
+      <w:r>
+        <w:rPr>
+          <w:rFonts w:ascii="Times" w:eastAsia="Times" w:hAnsi="Times" w:cs="Times"/>
+          <w:b/>
+          <w:sz w:val="40"/>
+          <w:szCs w:val="40"/>
+        </w:rPr>
+        <w:br/>
+      </w:r>
+      <w:r>
+        <w:rPr>
+          <w:rFonts w:ascii="Times" w:eastAsia="Times" w:hAnsi="Times" w:cs="Times"/>
+          <w:b/>
+          <w:sz w:val="40"/>
+          <w:szCs w:val="40"/>
+        </w:rPr>
+        <w:t>HƯ</w:t>
+      </w:r>
+      <w:r>
+        <w:rPr>
+          <w:rFonts w:ascii="Times" w:eastAsia="Times" w:hAnsi="Times" w:cs="Times"/>
+          <w:b/>
+          <w:sz w:val="40"/>
+          <w:szCs w:val="40"/>
+        </w:rPr>
+        <w:t>Ớ</w:t>
+      </w:r>
+      <w:r>
+        <w:rPr>
+          <w:rFonts w:ascii="Times" w:eastAsia="Times" w:hAnsi="Times" w:cs="Times"/>
+          <w:b/>
+          <w:sz w:val="40"/>
+          <w:szCs w:val="40"/>
+        </w:rPr>
+        <w:t>NG D</w:t>
+      </w:r>
+      <w:r>
+        <w:rPr>
+          <w:rFonts w:ascii="Times" w:eastAsia="Times" w:hAnsi="Times" w:cs="Times"/>
+          <w:b/>
+          <w:sz w:val="40"/>
+          <w:szCs w:val="40"/>
+        </w:rPr>
+        <w:t>Ẫ</w:t>
+      </w:r>
+      <w:r>
+        <w:rPr>
+          <w:rFonts w:ascii="Times" w:eastAsia="Times" w:hAnsi="Times" w:cs="Times"/>
+          <w:b/>
+          <w:sz w:val="40"/>
+          <w:szCs w:val="40"/>
+        </w:rPr>
+        <w:t>N</w:t>
       </w:r>
       <w:r>
         <w:rPr>
@@ -216,7 +559,97 @@
           <w:sz w:val="26"/>
           <w:szCs w:val="26"/>
         </w:rPr>
-        <w:t>(GVHD nộp Bản nhận xét này về Bộ Môn)</w:t>
+        <w:t>(GVHD n</w:t>
+      </w:r>
+      <w:r>
+        <w:rPr>
+          <w:rFonts w:ascii="Times" w:eastAsia="Times" w:hAnsi="Times" w:cs="Times"/>
+          <w:i/>
+          <w:sz w:val="26"/>
+          <w:szCs w:val="26"/>
+        </w:rPr>
+        <w:t>ộ</w:t>
+      </w:r>
+      <w:r>
+        <w:rPr>
+          <w:rFonts w:ascii="Times" w:eastAsia="Times" w:hAnsi="Times" w:cs="Times"/>
+          <w:i/>
+          <w:sz w:val="26"/>
+          <w:szCs w:val="26"/>
+        </w:rPr>
+        <w:t>p B</w:t>
+      </w:r>
+      <w:r>
+        <w:rPr>
+          <w:rFonts w:ascii="Times" w:eastAsia="Times" w:hAnsi="Times" w:cs="Times"/>
+          <w:i/>
+          <w:sz w:val="26"/>
+          <w:szCs w:val="26"/>
+        </w:rPr>
+        <w:t>ả</w:t>
+      </w:r>
+      <w:r>
+        <w:rPr>
+          <w:rFonts w:ascii="Times" w:eastAsia="Times" w:hAnsi="Times" w:cs="Times"/>
+          <w:i/>
+          <w:sz w:val="26"/>
+          <w:szCs w:val="26"/>
+        </w:rPr>
+        <w:t>n nh</w:t>
+      </w:r>
+      <w:r>
+        <w:rPr>
+          <w:rFonts w:ascii="Times" w:eastAsia="Times" w:hAnsi="Times" w:cs="Times"/>
+          <w:i/>
+          <w:sz w:val="26"/>
+          <w:szCs w:val="26"/>
+        </w:rPr>
+        <w:t>ậ</w:t>
+      </w:r>
+      <w:r>
+        <w:rPr>
+          <w:rFonts w:ascii="Times" w:eastAsia="Times" w:hAnsi="Times" w:cs="Times"/>
+          <w:i/>
+          <w:sz w:val="26"/>
+          <w:szCs w:val="26"/>
+        </w:rPr>
+        <w:t>n xét này v</w:t>
+      </w:r>
+      <w:r>
+        <w:rPr>
+          <w:rFonts w:ascii="Times" w:eastAsia="Times" w:hAnsi="Times" w:cs="Times"/>
+          <w:i/>
+          <w:sz w:val="26"/>
+          <w:szCs w:val="26"/>
+        </w:rPr>
+        <w:t>ề</w:t>
+      </w:r>
+      <w:r>
+        <w:rPr>
+          <w:rFonts w:ascii="Times" w:eastAsia="Times" w:hAnsi="Times" w:cs="Times"/>
+          <w:i/>
+          <w:sz w:val="26"/>
+          <w:szCs w:val="26"/>
+        </w:rPr>
+        <w:t xml:space="preserve"> B</w:t>
+      </w:r>
+      <w:r>
+        <w:rPr>
+          <w:rFonts w:ascii="Times" w:eastAsia="Times" w:hAnsi="Times" w:cs="Times"/>
+          <w:i/>
+          <w:sz w:val="26"/>
+          <w:szCs w:val="26"/>
+        </w:rPr>
+        <w:t>ộ</w:t>
+      </w:r>
+      <w:r>
+        <w:rPr>
+          <w:rFonts w:ascii="Times" w:eastAsia="Times" w:hAnsi="Times" w:cs="Times"/>
+          <w:i/>
+          <w:sz w:val="26"/>
+          <w:szCs w:val="26"/>
+        </w:rPr>
+        <w:t xml:space="preserve"> Môn)</w:t>
       </w:r>
     </w:p>
     <w:p>
@@ -241,7 +674,97 @@
           <w:sz w:val="26"/>
           <w:szCs w:val="26"/>
         </w:rPr>
-        <w:t>Nhận xét của Giảng viên hướng dẫn:</w:t>
+        <w:t>Nh</w:t>
+      </w:r>
+      <w:r>
+        <w:rPr>
+          <w:rFonts w:ascii="Times" w:eastAsia="Times" w:hAnsi="Times" w:cs="Times"/>
+          <w:b/>
+          <w:sz w:val="26"/>
+          <w:szCs w:val="26"/>
+        </w:rPr>
+        <w:t>ậ</w:t>
+      </w:r>
+      <w:r>
+        <w:rPr>
+          <w:rFonts w:ascii="Times" w:eastAsia="Times" w:hAnsi="Times" w:cs="Times"/>
+          <w:b/>
+          <w:sz w:val="26"/>
+          <w:szCs w:val="26"/>
+        </w:rPr>
+        <w:t>n xét c</w:t>
+      </w:r>
+      <w:r>
+        <w:rPr>
+          <w:rFonts w:ascii="Times" w:eastAsia="Times" w:hAnsi="Times" w:cs="Times"/>
+          <w:b/>
+          <w:sz w:val="26"/>
+          <w:szCs w:val="26"/>
+        </w:rPr>
+        <w:t>ủ</w:t>
+      </w:r>
+      <w:r>
+        <w:rPr>
+          <w:rFonts w:ascii="Times" w:eastAsia="Times" w:hAnsi="Times" w:cs="Times"/>
+          <w:b/>
+          <w:sz w:val="26"/>
+          <w:szCs w:val="26"/>
+        </w:rPr>
+        <w:t>a Gi</w:t>
+      </w:r>
+      <w:r>
+        <w:rPr>
+          <w:rFonts w:ascii="Times" w:eastAsia="Times" w:hAnsi="Times" w:cs="Times"/>
+          <w:b/>
+          <w:sz w:val="26"/>
+          <w:szCs w:val="26"/>
+        </w:rPr>
+        <w:t>ả</w:t>
+      </w:r>
+      <w:r>
+        <w:rPr>
+          <w:rFonts w:ascii="Times" w:eastAsia="Times" w:hAnsi="Times" w:cs="Times"/>
+          <w:b/>
+          <w:sz w:val="26"/>
+          <w:szCs w:val="26"/>
+        </w:rPr>
+        <w:t>ng viên hư</w:t>
+      </w:r>
+      <w:r>
+        <w:rPr>
+          <w:rFonts w:ascii="Times" w:eastAsia="Times" w:hAnsi="Times" w:cs="Times"/>
+          <w:b/>
+          <w:sz w:val="26"/>
+          <w:szCs w:val="26"/>
+        </w:rPr>
+        <w:t>ớ</w:t>
+      </w:r>
+      <w:r>
+        <w:rPr>
+          <w:rFonts w:ascii="Times" w:eastAsia="Times" w:hAnsi="Times" w:cs="Times"/>
+          <w:b/>
+          <w:sz w:val="26"/>
+          <w:szCs w:val="26"/>
+        </w:rPr>
+        <w:t>ng d</w:t>
+      </w:r>
+      <w:r>
+        <w:rPr>
+          <w:rFonts w:ascii="Times" w:eastAsia="Times" w:hAnsi="Times" w:cs="Times"/>
+          <w:b/>
+          <w:sz w:val="26"/>
+          <w:szCs w:val="26"/>
+        </w:rPr>
+        <w:t>ẫ</w:t>
+      </w:r>
+      <w:r>
+        <w:rPr>
+          <w:rFonts w:ascii="Times" w:eastAsia="Times" w:hAnsi="Times" w:cs="Times"/>
+          <w:b/>
+          <w:sz w:val="26"/>
+          <w:szCs w:val="26"/>
+        </w:rPr>
+        <w:t>n:</w:t>
       </w:r>
     </w:p>
     <w:tbl>
@@ -507,7 +1030,79 @@
           <w:sz w:val="26"/>
           <w:szCs w:val="26"/>
         </w:rPr>
-        <w:t>Họ và tên học viên được giao đề tài:</w:t>
+        <w:t>H</w:t>
+      </w:r>
+      <w:r>
+        <w:rPr>
+          <w:rFonts w:ascii="Times" w:eastAsia="Times" w:hAnsi="Times" w:cs="Times"/>
+          <w:b/>
+          <w:sz w:val="26"/>
+          <w:szCs w:val="26"/>
+        </w:rPr>
+        <w:t>ọ</w:t>
+      </w:r>
+      <w:r>
+        <w:rPr>
+          <w:rFonts w:ascii="Times" w:eastAsia="Times" w:hAnsi="Times" w:cs="Times"/>
+          <w:b/>
+          <w:sz w:val="26"/>
+          <w:szCs w:val="26"/>
+        </w:rPr>
+        <w:t xml:space="preserve"> và tên h</w:t>
+      </w:r>
+      <w:r>
+        <w:rPr>
+          <w:rFonts w:ascii="Times" w:eastAsia="Times" w:hAnsi="Times" w:cs="Times"/>
+          <w:b/>
+          <w:sz w:val="26"/>
+          <w:szCs w:val="26"/>
+        </w:rPr>
+        <w:t>ọ</w:t>
+      </w:r>
+      <w:r>
+        <w:rPr>
+          <w:rFonts w:ascii="Times" w:eastAsia="Times" w:hAnsi="Times" w:cs="Times"/>
+          <w:b/>
+          <w:sz w:val="26"/>
+          <w:szCs w:val="26"/>
+        </w:rPr>
+        <w:t>c viên đư</w:t>
+      </w:r>
+      <w:r>
+        <w:rPr>
+          <w:rFonts w:ascii="Times" w:eastAsia="Times" w:hAnsi="Times" w:cs="Times"/>
+          <w:b/>
+          <w:sz w:val="26"/>
+          <w:szCs w:val="26"/>
+        </w:rPr>
+        <w:t>ợ</w:t>
+      </w:r>
+      <w:r>
+        <w:rPr>
+          <w:rFonts w:ascii="Times" w:eastAsia="Times" w:hAnsi="Times" w:cs="Times"/>
+          <w:b/>
+          <w:sz w:val="26"/>
+          <w:szCs w:val="26"/>
+        </w:rPr>
+        <w:t>c giao đ</w:t>
+      </w:r>
+      <w:r>
+        <w:rPr>
+          <w:rFonts w:ascii="Times" w:eastAsia="Times" w:hAnsi="Times" w:cs="Times"/>
+          <w:b/>
+          <w:sz w:val="26"/>
+          <w:szCs w:val="26"/>
+        </w:rPr>
+        <w:t>ề</w:t>
+      </w:r>
+      <w:r>
+        <w:rPr>
+          <w:rFonts w:ascii="Times" w:eastAsia="Times" w:hAnsi="Times" w:cs="Times"/>
+          <w:b/>
+          <w:sz w:val="26"/>
+          <w:szCs w:val="26"/>
+        </w:rPr>
+        <w:t xml:space="preserve"> tài:</w:t>
       </w:r>
     </w:p>
     <w:p>
@@ -537,7 +1132,43 @@
           <w:sz w:val="26"/>
           <w:szCs w:val="26"/>
         </w:rPr>
-        <w:t>Tổng quát về Project:</w:t>
+        <w:t>T</w:t>
+      </w:r>
+      <w:r>
+        <w:rPr>
+          <w:rFonts w:ascii="Times" w:eastAsia="Times" w:hAnsi="Times" w:cs="Times"/>
+          <w:b/>
+          <w:sz w:val="26"/>
+          <w:szCs w:val="26"/>
+        </w:rPr>
+        <w:t>ổ</w:t>
+      </w:r>
+      <w:r>
+        <w:rPr>
+          <w:rFonts w:ascii="Times" w:eastAsia="Times" w:hAnsi="Times" w:cs="Times"/>
+          <w:b/>
+          <w:sz w:val="26"/>
+          <w:szCs w:val="26"/>
+        </w:rPr>
+        <w:t>ng quát v</w:t>
+      </w:r>
+      <w:r>
+        <w:rPr>
+          <w:rFonts w:ascii="Times" w:eastAsia="Times" w:hAnsi="Times" w:cs="Times"/>
+          <w:b/>
+          <w:sz w:val="26"/>
+          <w:szCs w:val="26"/>
+        </w:rPr>
+        <w:t>ề</w:t>
+      </w:r>
+      <w:r>
+        <w:rPr>
+          <w:rFonts w:ascii="Times" w:eastAsia="Times" w:hAnsi="Times" w:cs="Times"/>
+          <w:b/>
+          <w:sz w:val="26"/>
+          <w:szCs w:val="26"/>
+        </w:rPr>
+        <w:t xml:space="preserve"> Project:</w:t>
       </w:r>
     </w:p>
     <w:tbl>
@@ -596,7 +1227,31 @@
                 <w:sz w:val="26"/>
                 <w:szCs w:val="26"/>
               </w:rPr>
-              <w:t>Số trang: ..............................................</w:t>
+              <w:t>S</w:t>
+            </w:r>
+            <w:r>
+              <w:rPr>
+                <w:rFonts w:ascii="Times" w:eastAsia="Times" w:hAnsi="Times" w:cs="Times"/>
+                <w:sz w:val="26"/>
+                <w:szCs w:val="26"/>
+              </w:rPr>
+              <w:t>ố</w:t>
+            </w:r>
+            <w:r>
+              <w:rPr>
+                <w:rFonts w:ascii="Times" w:eastAsia="Times" w:hAnsi="Times" w:cs="Times"/>
+                <w:sz w:val="26"/>
+                <w:szCs w:val="26"/>
+              </w:rPr>
+              <w:t xml:space="preserve"> trang: </w:t>
+            </w:r>
+            <w:r>
+              <w:rPr>
+                <w:rFonts w:ascii="Times" w:eastAsia="Times" w:hAnsi="Times" w:cs="Times"/>
+                <w:sz w:val="26"/>
+                <w:szCs w:val="26"/>
+              </w:rPr>
+              <w:t>..............................................</w:t>
             </w:r>
           </w:p>
         </w:tc>
@@ -637,7 +1292,23 @@
                 <w:sz w:val="26"/>
                 <w:szCs w:val="26"/>
               </w:rPr>
-              <w:t>Số chương: ............................................</w:t>
+              <w:t>S</w:t>
+            </w:r>
+            <w:r>
+              <w:rPr>
+                <w:rFonts w:ascii="Times" w:eastAsia="Times" w:hAnsi="Times" w:cs="Times"/>
+                <w:sz w:val="26"/>
+                <w:szCs w:val="26"/>
+              </w:rPr>
+              <w:t>ố</w:t>
+            </w:r>
+            <w:r>
+              <w:rPr>
+                <w:rFonts w:ascii="Times" w:eastAsia="Times" w:hAnsi="Times" w:cs="Times"/>
+                <w:sz w:val="26"/>
+                <w:szCs w:val="26"/>
+              </w:rPr>
+              <w:t xml:space="preserve"> chương: ............................................</w:t>
             </w:r>
           </w:p>
         </w:tc>
@@ -665,7 +1336,71 @@
           <w:sz w:val="26"/>
           <w:szCs w:val="26"/>
         </w:rPr>
-        <w:t xml:space="preserve">Hiện vật (sản phẩm) kèm theo: </w:t>
+        <w:t>Hi</w:t>
+      </w:r>
+      <w:r>
+        <w:rPr>
+          <w:rFonts w:ascii="Times" w:eastAsia="Times" w:hAnsi="Times" w:cs="Times"/>
+          <w:sz w:val="26"/>
+          <w:szCs w:val="26"/>
+        </w:rPr>
+        <w:t>ệ</w:t>
+      </w:r>
+      <w:r>
+        <w:rPr>
+          <w:rFonts w:ascii="Times" w:eastAsia="Times" w:hAnsi="Times" w:cs="Times"/>
+          <w:sz w:val="26"/>
+          <w:szCs w:val="26"/>
+        </w:rPr>
+        <w:t>n v</w:t>
+      </w:r>
+      <w:r>
+        <w:rPr>
+          <w:rFonts w:ascii="Times" w:eastAsia="Times" w:hAnsi="Times" w:cs="Times"/>
+          <w:sz w:val="26"/>
+          <w:szCs w:val="26"/>
+        </w:rPr>
+        <w:t>ậ</w:t>
+      </w:r>
+      <w:r>
+        <w:rPr>
+          <w:rFonts w:ascii="Times" w:eastAsia="Times" w:hAnsi="Times" w:cs="Times"/>
+          <w:sz w:val="26"/>
+          <w:szCs w:val="26"/>
+        </w:rPr>
+        <w:t>t (s</w:t>
+      </w:r>
+      <w:r>
+        <w:rPr>
+          <w:rFonts w:ascii="Times" w:eastAsia="Times" w:hAnsi="Times" w:cs="Times"/>
+          <w:sz w:val="26"/>
+          <w:szCs w:val="26"/>
+        </w:rPr>
+        <w:t>ả</w:t>
+      </w:r>
+      <w:r>
+        <w:rPr>
+          <w:rFonts w:ascii="Times" w:eastAsia="Times" w:hAnsi="Times" w:cs="Times"/>
+          <w:sz w:val="26"/>
+          <w:szCs w:val="26"/>
+        </w:rPr>
+        <w:t>n ph</w:t>
+      </w:r>
+      <w:r>
+        <w:rPr>
+          <w:rFonts w:ascii="Times" w:eastAsia="Times" w:hAnsi="Times" w:cs="Times"/>
+          <w:sz w:val="26"/>
+          <w:szCs w:val="26"/>
+        </w:rPr>
+        <w:t>ẩ</w:t>
+      </w:r>
+      <w:r>
+        <w:rPr>
+          <w:rFonts w:ascii="Times" w:eastAsia="Times" w:hAnsi="Times" w:cs="Times"/>
+          <w:sz w:val="26"/>
+          <w:szCs w:val="26"/>
+        </w:rPr>
+        <w:t xml:space="preserve">m) kèm theo: </w:t>
       </w:r>
     </w:p>
     <w:p>
@@ -696,7 +1431,25 @@
           <w:sz w:val="26"/>
           <w:szCs w:val="26"/>
         </w:rPr>
-        <w:t>Nhận xét</w:t>
+        <w:t>Nh</w:t>
+      </w:r>
+      <w:r>
+        <w:rPr>
+          <w:rFonts w:ascii="Times" w:eastAsia="Times" w:hAnsi="Times" w:cs="Times"/>
+          <w:b/>
+          <w:sz w:val="26"/>
+          <w:szCs w:val="26"/>
+        </w:rPr>
+        <w:t>ậ</w:t>
+      </w:r>
+      <w:r>
+        <w:rPr>
+          <w:rFonts w:ascii="Times" w:eastAsia="Times" w:hAnsi="Times" w:cs="Times"/>
+          <w:b/>
+          <w:sz w:val="26"/>
+          <w:szCs w:val="26"/>
+        </w:rPr>
+        <w:t>n xét</w:t>
       </w:r>
     </w:p>
     <w:p>
@@ -727,7 +1480,127 @@
           <w:sz w:val="26"/>
           <w:szCs w:val="26"/>
         </w:rPr>
-        <w:t>Về tinh thần, thái độ làm việc của học viên</w:t>
+        <w:t>V</w:t>
+      </w:r>
+      <w:r>
+        <w:rPr>
+          <w:rFonts w:ascii="Times" w:eastAsia="Times" w:hAnsi="Times" w:cs="Times"/>
+          <w:b/>
+          <w:i/>
+          <w:sz w:val="26"/>
+          <w:szCs w:val="26"/>
+        </w:rPr>
+        <w:t>ề</w:t>
+      </w:r>
+      <w:r>
+        <w:rPr>
+          <w:rFonts w:ascii="Times" w:eastAsia="Times" w:hAnsi="Times" w:cs="Times"/>
+          <w:b/>
+          <w:i/>
+          <w:sz w:val="26"/>
+          <w:szCs w:val="26"/>
+        </w:rPr>
+        <w:t xml:space="preserve"> tinh th</w:t>
+      </w:r>
+      <w:r>
+        <w:rPr>
+          <w:rFonts w:ascii="Times" w:eastAsia="Times" w:hAnsi="Times" w:cs="Times"/>
+          <w:b/>
+          <w:i/>
+          <w:sz w:val="26"/>
+          <w:szCs w:val="26"/>
+        </w:rPr>
+        <w:t>ầ</w:t>
+      </w:r>
+      <w:r>
+        <w:rPr>
+          <w:rFonts w:ascii="Times" w:eastAsia="Times" w:hAnsi="Times" w:cs="Times"/>
+          <w:b/>
+          <w:i/>
+          <w:sz w:val="26"/>
+          <w:szCs w:val="26"/>
+        </w:rPr>
+        <w:t>n, thái đ</w:t>
+      </w:r>
+      <w:r>
+        <w:rPr>
+          <w:rFonts w:ascii="Times" w:eastAsia="Times" w:hAnsi="Times" w:cs="Times"/>
+          <w:b/>
+          <w:i/>
+          <w:sz w:val="26"/>
+          <w:szCs w:val="26"/>
+        </w:rPr>
+        <w:t>ộ</w:t>
+      </w:r>
+      <w:r>
+        <w:rPr>
+          <w:rFonts w:ascii="Times" w:eastAsia="Times" w:hAnsi="Times" w:cs="Times"/>
+          <w:b/>
+          <w:i/>
+          <w:sz w:val="26"/>
+          <w:szCs w:val="26"/>
+        </w:rPr>
+        <w:t xml:space="preserve"> làm vi</w:t>
+      </w:r>
+      <w:r>
+        <w:rPr>
+          <w:rFonts w:ascii="Times" w:eastAsia="Times" w:hAnsi="Times" w:cs="Times"/>
+          <w:b/>
+          <w:i/>
+          <w:sz w:val="26"/>
+          <w:szCs w:val="26"/>
+        </w:rPr>
+        <w:t>ệ</w:t>
+      </w:r>
+      <w:r>
+        <w:rPr>
+          <w:rFonts w:ascii="Times" w:eastAsia="Times" w:hAnsi="Times" w:cs="Times"/>
+          <w:b/>
+          <w:i/>
+          <w:sz w:val="26"/>
+          <w:szCs w:val="26"/>
+        </w:rPr>
+        <w:t>c c</w:t>
+      </w:r>
+      <w:r>
+        <w:rPr>
+          <w:rFonts w:ascii="Times" w:eastAsia="Times" w:hAnsi="Times" w:cs="Times"/>
+          <w:b/>
+          <w:i/>
+          <w:sz w:val="26"/>
+          <w:szCs w:val="26"/>
+        </w:rPr>
+        <w:t>ủ</w:t>
+      </w:r>
+      <w:r>
+        <w:rPr>
+          <w:rFonts w:ascii="Times" w:eastAsia="Times" w:hAnsi="Times" w:cs="Times"/>
+          <w:b/>
+          <w:i/>
+          <w:sz w:val="26"/>
+          <w:szCs w:val="26"/>
+        </w:rPr>
+        <w:t>a h</w:t>
+      </w:r>
+      <w:r>
+        <w:rPr>
+          <w:rFonts w:ascii="Times" w:eastAsia="Times" w:hAnsi="Times" w:cs="Times"/>
+          <w:b/>
+          <w:i/>
+          <w:sz w:val="26"/>
+          <w:szCs w:val="26"/>
+        </w:rPr>
+        <w:t>ọ</w:t>
+      </w:r>
+      <w:r>
+        <w:rPr>
+          <w:rFonts w:ascii="Times" w:eastAsia="Times" w:hAnsi="Times" w:cs="Times"/>
+          <w:b/>
+          <w:i/>
+          <w:sz w:val="26"/>
+          <w:szCs w:val="26"/>
+        </w:rPr>
+        <w:t>c viên</w:t>
       </w:r>
     </w:p>
     <w:p>
@@ -851,7 +1724,147 @@
           <w:sz w:val="26"/>
           <w:szCs w:val="26"/>
         </w:rPr>
-        <w:t>Những kết quả đạt được của đề tài</w:t>
+        <w:t>Nh</w:t>
+      </w:r>
+      <w:r>
+        <w:rPr>
+          <w:rFonts w:ascii="Times" w:eastAsia="Times" w:hAnsi="Times" w:cs="Times"/>
+          <w:b/>
+          <w:i/>
+          <w:sz w:val="26"/>
+          <w:szCs w:val="26"/>
+        </w:rPr>
+        <w:t>ữ</w:t>
+      </w:r>
+      <w:r>
+        <w:rPr>
+          <w:rFonts w:ascii="Times" w:eastAsia="Times" w:hAnsi="Times" w:cs="Times"/>
+          <w:b/>
+          <w:i/>
+          <w:sz w:val="26"/>
+          <w:szCs w:val="26"/>
+        </w:rPr>
+        <w:t>ng k</w:t>
+      </w:r>
+      <w:r>
+        <w:rPr>
+          <w:rFonts w:ascii="Times" w:eastAsia="Times" w:hAnsi="Times" w:cs="Times"/>
+          <w:b/>
+          <w:i/>
+          <w:sz w:val="26"/>
+          <w:szCs w:val="26"/>
+        </w:rPr>
+        <w:t>ế</w:t>
+      </w:r>
+      <w:r>
+        <w:rPr>
+          <w:rFonts w:ascii="Times" w:eastAsia="Times" w:hAnsi="Times" w:cs="Times"/>
+          <w:b/>
+          <w:i/>
+          <w:sz w:val="26"/>
+          <w:szCs w:val="26"/>
+        </w:rPr>
+        <w:t>t qu</w:t>
+      </w:r>
+      <w:r>
+        <w:rPr>
+          <w:rFonts w:ascii="Times" w:eastAsia="Times" w:hAnsi="Times" w:cs="Times"/>
+          <w:b/>
+          <w:i/>
+          <w:sz w:val="26"/>
+          <w:szCs w:val="26"/>
+        </w:rPr>
+        <w:t>ả</w:t>
+      </w:r>
+      <w:r>
+        <w:rPr>
+          <w:rFonts w:ascii="Times" w:eastAsia="Times" w:hAnsi="Times" w:cs="Times"/>
+          <w:b/>
+          <w:i/>
+          <w:sz w:val="26"/>
+          <w:szCs w:val="26"/>
+        </w:rPr>
+        <w:t xml:space="preserve"> đ</w:t>
+      </w:r>
+      <w:r>
+        <w:rPr>
+          <w:rFonts w:ascii="Times" w:eastAsia="Times" w:hAnsi="Times" w:cs="Times"/>
+          <w:b/>
+          <w:i/>
+          <w:sz w:val="26"/>
+          <w:szCs w:val="26"/>
+        </w:rPr>
+        <w:t>ạ</w:t>
+      </w:r>
+      <w:r>
+        <w:rPr>
+          <w:rFonts w:ascii="Times" w:eastAsia="Times" w:hAnsi="Times" w:cs="Times"/>
+          <w:b/>
+          <w:i/>
+          <w:sz w:val="26"/>
+          <w:szCs w:val="26"/>
+        </w:rPr>
+        <w:t>t đư</w:t>
+      </w:r>
+      <w:r>
+        <w:rPr>
+          <w:rFonts w:ascii="Times" w:eastAsia="Times" w:hAnsi="Times" w:cs="Times"/>
+          <w:b/>
+          <w:i/>
+          <w:sz w:val="26"/>
+          <w:szCs w:val="26"/>
+        </w:rPr>
+        <w:t>ợ</w:t>
+      </w:r>
+      <w:r>
+        <w:rPr>
+          <w:rFonts w:ascii="Times" w:eastAsia="Times" w:hAnsi="Times" w:cs="Times"/>
+          <w:b/>
+          <w:i/>
+          <w:sz w:val="26"/>
+          <w:szCs w:val="26"/>
+        </w:rPr>
+        <w:t>c c</w:t>
+      </w:r>
+      <w:r>
+        <w:rPr>
+          <w:rFonts w:ascii="Times" w:eastAsia="Times" w:hAnsi="Times" w:cs="Times"/>
+          <w:b/>
+          <w:i/>
+          <w:sz w:val="26"/>
+          <w:szCs w:val="26"/>
+        </w:rPr>
+        <w:t>ủ</w:t>
+      </w:r>
+      <w:r>
+        <w:rPr>
+          <w:rFonts w:ascii="Times" w:eastAsia="Times" w:hAnsi="Times" w:cs="Times"/>
+          <w:b/>
+          <w:i/>
+          <w:sz w:val="26"/>
+          <w:szCs w:val="26"/>
+        </w:rPr>
+        <w:t>a đ</w:t>
+      </w:r>
+      <w:r>
+        <w:rPr>
+          <w:rFonts w:ascii="Times" w:eastAsia="Times" w:hAnsi="Times" w:cs="Times"/>
+          <w:b/>
+          <w:i/>
+          <w:sz w:val="26"/>
+          <w:szCs w:val="26"/>
+        </w:rPr>
+        <w:t>ề</w:t>
+      </w:r>
+      <w:r>
+        <w:rPr>
+          <w:rFonts w:ascii="Times" w:eastAsia="Times" w:hAnsi="Times" w:cs="Times"/>
+          <w:b/>
+          <w:i/>
+          <w:sz w:val="26"/>
+          <w:szCs w:val="26"/>
+        </w:rPr>
+        <w:t xml:space="preserve"> tài</w:t>
       </w:r>
       <w:r>
         <w:rPr>
@@ -983,7 +1996,117 @@
           <w:sz w:val="26"/>
           <w:szCs w:val="26"/>
         </w:rPr>
-        <w:t>Những hạn chế của đề tài</w:t>
+        <w:t>Nh</w:t>
+      </w:r>
+      <w:r>
+        <w:rPr>
+          <w:rFonts w:ascii="Times" w:eastAsia="Times" w:hAnsi="Times" w:cs="Times"/>
+          <w:b/>
+          <w:i/>
+          <w:sz w:val="26"/>
+          <w:szCs w:val="26"/>
+        </w:rPr>
+        <w:t>ữ</w:t>
+      </w:r>
+      <w:r>
+        <w:rPr>
+          <w:rFonts w:ascii="Times" w:eastAsia="Times" w:hAnsi="Times" w:cs="Times"/>
+          <w:b/>
+          <w:i/>
+          <w:sz w:val="26"/>
+          <w:szCs w:val="26"/>
+        </w:rPr>
+        <w:t>ng h</w:t>
+      </w:r>
+      <w:r>
+        <w:rPr>
+          <w:rFonts w:ascii="Times" w:eastAsia="Times" w:hAnsi="Times" w:cs="Times"/>
+          <w:b/>
+          <w:i/>
+          <w:sz w:val="26"/>
+          <w:szCs w:val="26"/>
+        </w:rPr>
+        <w:t>ạ</w:t>
+      </w:r>
+      <w:r>
+        <w:rPr>
+          <w:rFonts w:ascii="Times" w:eastAsia="Times" w:hAnsi="Times" w:cs="Times"/>
+          <w:b/>
+          <w:i/>
+          <w:sz w:val="26"/>
+          <w:szCs w:val="26"/>
+        </w:rPr>
+        <w:t xml:space="preserve">n </w:t>
+      </w:r>
+      <w:r>
+        <w:rPr>
+          <w:rFonts w:ascii="Times" w:eastAsia="Times" w:hAnsi="Times" w:cs="Times"/>
+          <w:b/>
+          <w:i/>
+          <w:sz w:val="26"/>
+          <w:szCs w:val="26"/>
+        </w:rPr>
+        <w:t>ch</w:t>
+      </w:r>
+      <w:r>
+        <w:rPr>
+          <w:rFonts w:ascii="Times" w:eastAsia="Times" w:hAnsi="Times" w:cs="Times"/>
+          <w:b/>
+          <w:i/>
+          <w:sz w:val="26"/>
+          <w:szCs w:val="26"/>
+        </w:rPr>
+        <w:t>ế</w:t>
+      </w:r>
+      <w:r>
+        <w:rPr>
+          <w:rFonts w:ascii="Times" w:eastAsia="Times" w:hAnsi="Times" w:cs="Times"/>
+          <w:b/>
+          <w:i/>
+          <w:sz w:val="26"/>
+          <w:szCs w:val="26"/>
+        </w:rPr>
+        <w:t xml:space="preserve"> c</w:t>
+      </w:r>
+      <w:r>
+        <w:rPr>
+          <w:rFonts w:ascii="Times" w:eastAsia="Times" w:hAnsi="Times" w:cs="Times"/>
+          <w:b/>
+          <w:i/>
+          <w:sz w:val="26"/>
+          <w:szCs w:val="26"/>
+        </w:rPr>
+        <w:t>ủ</w:t>
+      </w:r>
+      <w:r>
+        <w:rPr>
+          <w:rFonts w:ascii="Times" w:eastAsia="Times" w:hAnsi="Times" w:cs="Times"/>
+          <w:b/>
+          <w:i/>
+          <w:sz w:val="26"/>
+          <w:szCs w:val="26"/>
+        </w:rPr>
+        <w:t>a đ</w:t>
+      </w:r>
+      <w:r>
+        <w:rPr>
+          <w:rFonts w:ascii="Times" w:eastAsia="Times" w:hAnsi="Times" w:cs="Times"/>
+          <w:b/>
+          <w:i/>
+          <w:sz w:val="26"/>
+          <w:szCs w:val="26"/>
+        </w:rPr>
+        <w:t>ề</w:t>
+      </w:r>
+      <w:r>
+        <w:rPr>
+          <w:rFonts w:ascii="Times" w:eastAsia="Times" w:hAnsi="Times" w:cs="Times"/>
+          <w:b/>
+          <w:i/>
+          <w:sz w:val="26"/>
+          <w:szCs w:val="26"/>
+        </w:rPr>
+        <w:t xml:space="preserve"> tài</w:t>
       </w:r>
     </w:p>
     <w:p>
@@ -1169,7 +2292,43 @@
           <w:sz w:val="26"/>
           <w:szCs w:val="26"/>
         </w:rPr>
-        <w:t xml:space="preserve">Đề nghị                </w:t>
+        <w:t>Đ</w:t>
+      </w:r>
+      <w:r>
+        <w:rPr>
+          <w:rFonts w:ascii="Times" w:eastAsia="Times" w:hAnsi="Times" w:cs="Times"/>
+          <w:b/>
+          <w:sz w:val="26"/>
+          <w:szCs w:val="26"/>
+        </w:rPr>
+        <w:t>ề</w:t>
+      </w:r>
+      <w:r>
+        <w:rPr>
+          <w:rFonts w:ascii="Times" w:eastAsia="Times" w:hAnsi="Times" w:cs="Times"/>
+          <w:b/>
+          <w:sz w:val="26"/>
+          <w:szCs w:val="26"/>
+        </w:rPr>
+        <w:t xml:space="preserve"> ngh</w:t>
+      </w:r>
+      <w:r>
+        <w:rPr>
+          <w:rFonts w:ascii="Times" w:eastAsia="Times" w:hAnsi="Times" w:cs="Times"/>
+          <w:b/>
+          <w:sz w:val="26"/>
+          <w:szCs w:val="26"/>
+        </w:rPr>
+        <w:t>ị</w:t>
+      </w:r>
+      <w:r>
+        <w:rPr>
+          <w:rFonts w:ascii="Times" w:eastAsia="Times" w:hAnsi="Times" w:cs="Times"/>
+          <w:b/>
+          <w:sz w:val="26"/>
+          <w:szCs w:val="26"/>
+        </w:rPr>
+        <w:t xml:space="preserve">                </w:t>
       </w:r>
     </w:p>
     <w:p>
@@ -1194,7 +2353,63 @@
           <w:sz w:val="26"/>
           <w:szCs w:val="26"/>
         </w:rPr>
-        <w:t xml:space="preserve">◻ Được bảo vệ        </w:t>
+        <w:t>◻</w:t>
+      </w:r>
+      <w:r>
+        <w:rPr>
+          <w:rFonts w:ascii="Times" w:eastAsia="Times" w:hAnsi="Times" w:cs="Times"/>
+          <w:sz w:val="26"/>
+          <w:szCs w:val="26"/>
+        </w:rPr>
+        <w:t xml:space="preserve"> Đư</w:t>
+      </w:r>
+      <w:r>
+        <w:rPr>
+          <w:rFonts w:ascii="Times" w:eastAsia="Times" w:hAnsi="Times" w:cs="Times"/>
+          <w:sz w:val="26"/>
+          <w:szCs w:val="26"/>
+        </w:rPr>
+        <w:t>ợ</w:t>
+      </w:r>
+      <w:r>
+        <w:rPr>
+          <w:rFonts w:ascii="Times" w:eastAsia="Times" w:hAnsi="Times" w:cs="Times"/>
+          <w:sz w:val="26"/>
+          <w:szCs w:val="26"/>
+        </w:rPr>
+        <w:t>c b</w:t>
+      </w:r>
+      <w:r>
+        <w:rPr>
+          <w:rFonts w:ascii="Times" w:eastAsia="Times" w:hAnsi="Times" w:cs="Times"/>
+          <w:sz w:val="26"/>
+          <w:szCs w:val="26"/>
+        </w:rPr>
+        <w:t>ả</w:t>
+      </w:r>
+      <w:r>
+        <w:rPr>
+          <w:rFonts w:ascii="Times" w:eastAsia="Times" w:hAnsi="Times" w:cs="Times"/>
+          <w:sz w:val="26"/>
+          <w:szCs w:val="26"/>
+        </w:rPr>
+        <w:t>o v</w:t>
+      </w:r>
+      <w:r>
+        <w:rPr>
+          <w:rFonts w:ascii="Times" w:eastAsia="Times" w:hAnsi="Times" w:cs="Times"/>
+          <w:sz w:val="26"/>
+          <w:szCs w:val="26"/>
+        </w:rPr>
+        <w:t>ệ</w:t>
+      </w:r>
+      <w:r>
+        <w:rPr>
+          <w:rFonts w:ascii="Times" w:eastAsia="Times" w:hAnsi="Times" w:cs="Times"/>
+          <w:sz w:val="26"/>
+          <w:szCs w:val="26"/>
+        </w:rPr>
+        <w:t xml:space="preserve">        </w:t>
       </w:r>
       <w:r>
         <w:rPr>
@@ -1203,7 +2418,55 @@
           <w:szCs w:val="26"/>
         </w:rPr>
         <w:tab/>
-        <w:t xml:space="preserve">◻ Không được bảo vệ </w:t>
+        <w:t>◻ Không đư</w:t>
+      </w:r>
+      <w:r>
+        <w:rPr>
+          <w:rFonts w:ascii="Times" w:eastAsia="Times" w:hAnsi="Times" w:cs="Times"/>
+          <w:sz w:val="26"/>
+          <w:szCs w:val="26"/>
+        </w:rPr>
+        <w:t>ợ</w:t>
+      </w:r>
+      <w:r>
+        <w:rPr>
+          <w:rFonts w:ascii="Times" w:eastAsia="Times" w:hAnsi="Times" w:cs="Times"/>
+          <w:sz w:val="26"/>
+          <w:szCs w:val="26"/>
+        </w:rPr>
+        <w:t>c b</w:t>
+      </w:r>
+      <w:r>
+        <w:rPr>
+          <w:rFonts w:ascii="Times" w:eastAsia="Times" w:hAnsi="Times" w:cs="Times"/>
+          <w:sz w:val="26"/>
+          <w:szCs w:val="26"/>
+        </w:rPr>
+        <w:t>ả</w:t>
+      </w:r>
+      <w:r>
+        <w:rPr>
+          <w:rFonts w:ascii="Times" w:eastAsia="Times" w:hAnsi="Times" w:cs="Times"/>
+          <w:sz w:val="26"/>
+          <w:szCs w:val="26"/>
+        </w:rPr>
+        <w:t>o v</w:t>
+      </w:r>
+      <w:r>
+        <w:rPr>
+          <w:rFonts w:ascii="Times" w:eastAsia="Times" w:hAnsi="Times" w:cs="Times"/>
+          <w:sz w:val="26"/>
+          <w:szCs w:val="26"/>
+        </w:rPr>
+        <w:t>ệ</w:t>
+      </w:r>
+      <w:r>
+        <w:rPr>
+          <w:rFonts w:ascii="Times" w:eastAsia="Times" w:hAnsi="Times" w:cs="Times"/>
+          <w:sz w:val="26"/>
+          <w:szCs w:val="26"/>
+        </w:rPr>
+        <w:t xml:space="preserve"> </w:t>
       </w:r>
     </w:p>
     <w:tbl>
@@ -1291,7 +2554,61 @@
                 <w:sz w:val="26"/>
                 <w:szCs w:val="26"/>
               </w:rPr>
-              <w:t>Giảng viên hướng dẫn</w:t>
+              <w:t>Gi</w:t>
+            </w:r>
+            <w:r>
+              <w:rPr>
+                <w:rFonts w:ascii="Times" w:eastAsia="Times" w:hAnsi="Times" w:cs="Times"/>
+                <w:b/>
+                <w:sz w:val="26"/>
+                <w:szCs w:val="26"/>
+              </w:rPr>
+              <w:t>ả</w:t>
+            </w:r>
+            <w:r>
+              <w:rPr>
+                <w:rFonts w:ascii="Times" w:eastAsia="Times" w:hAnsi="Times" w:cs="Times"/>
+                <w:b/>
+                <w:sz w:val="26"/>
+                <w:szCs w:val="26"/>
+              </w:rPr>
+              <w:t>ng viên hư</w:t>
+            </w:r>
+            <w:r>
+              <w:rPr>
+                <w:rFonts w:ascii="Times" w:eastAsia="Times" w:hAnsi="Times" w:cs="Times"/>
+                <w:b/>
+                <w:sz w:val="26"/>
+                <w:szCs w:val="26"/>
+              </w:rPr>
+              <w:t>ớ</w:t>
+            </w:r>
+            <w:r>
+              <w:rPr>
+                <w:rFonts w:ascii="Times" w:eastAsia="Times" w:hAnsi="Times" w:cs="Times"/>
+                <w:b/>
+                <w:sz w:val="26"/>
+                <w:szCs w:val="26"/>
+              </w:rPr>
+              <w:t>ng d</w:t>
+            </w:r>
+            <w:r>
+              <w:rPr>
+                <w:rFonts w:ascii="Times" w:eastAsia="Times" w:hAnsi="Times" w:cs="Times"/>
+                <w:b/>
+                <w:sz w:val="26"/>
+                <w:szCs w:val="26"/>
+              </w:rPr>
+              <w:t>ẫ</w:t>
+            </w:r>
+            <w:r>
+              <w:rPr>
+                <w:rFonts w:ascii="Times" w:eastAsia="Times" w:hAnsi="Times" w:cs="Times"/>
+                <w:b/>
+                <w:sz w:val="26"/>
+                <w:szCs w:val="26"/>
+              </w:rPr>
+              <w:t>n</w:t>
             </w:r>
           </w:p>
           <w:p>
@@ -1316,7 +2633,25 @@
                 <w:sz w:val="26"/>
                 <w:szCs w:val="26"/>
               </w:rPr>
-              <w:t>(Ký và ghi rõ họ tên)</w:t>
+              <w:t>(Ký và ghi rõ h</w:t>
+            </w:r>
+            <w:r>
+              <w:rPr>
+                <w:rFonts w:ascii="Times" w:eastAsia="Times" w:hAnsi="Times" w:cs="Times"/>
+                <w:i/>
+                <w:sz w:val="26"/>
+                <w:szCs w:val="26"/>
+              </w:rPr>
+              <w:t>ọ</w:t>
+            </w:r>
+            <w:r>
+              <w:rPr>
+                <w:rFonts w:ascii="Times" w:eastAsia="Times" w:hAnsi="Times" w:cs="Times"/>
+                <w:i/>
+                <w:sz w:val="26"/>
+                <w:szCs w:val="26"/>
+              </w:rPr>
+              <w:t xml:space="preserve"> tên)</w:t>
             </w:r>
           </w:p>
         </w:tc>
@@ -1451,7 +2786,61 @@
           <w:sz w:val="26"/>
           <w:szCs w:val="26"/>
         </w:rPr>
-        <w:t>Nhận xét của Bộ Môn:</w:t>
+        <w:t>Nh</w:t>
+      </w:r>
+      <w:r>
+        <w:rPr>
+          <w:rFonts w:ascii="Times" w:eastAsia="Times" w:hAnsi="Times" w:cs="Times"/>
+          <w:b/>
+          <w:sz w:val="26"/>
+          <w:szCs w:val="26"/>
+        </w:rPr>
+        <w:t>ậ</w:t>
+      </w:r>
+      <w:r>
+        <w:rPr>
+          <w:rFonts w:ascii="Times" w:eastAsia="Times" w:hAnsi="Times" w:cs="Times"/>
+          <w:b/>
+          <w:sz w:val="26"/>
+          <w:szCs w:val="26"/>
+        </w:rPr>
+        <w:t>n xét c</w:t>
+      </w:r>
+      <w:r>
+        <w:rPr>
+          <w:rFonts w:ascii="Times" w:eastAsia="Times" w:hAnsi="Times" w:cs="Times"/>
+          <w:b/>
+          <w:sz w:val="26"/>
+          <w:szCs w:val="26"/>
+        </w:rPr>
+        <w:t>ủ</w:t>
+      </w:r>
+      <w:r>
+        <w:rPr>
+          <w:rFonts w:ascii="Times" w:eastAsia="Times" w:hAnsi="Times" w:cs="Times"/>
+          <w:b/>
+          <w:sz w:val="26"/>
+          <w:szCs w:val="26"/>
+        </w:rPr>
+        <w:t>a B</w:t>
+      </w:r>
+      <w:r>
+        <w:rPr>
+          <w:rFonts w:ascii="Times" w:eastAsia="Times" w:hAnsi="Times" w:cs="Times"/>
+          <w:b/>
+          <w:sz w:val="26"/>
+          <w:szCs w:val="26"/>
+        </w:rPr>
+        <w:t>ộ</w:t>
+      </w:r>
+      <w:r>
+        <w:rPr>
+          <w:rFonts w:ascii="Times" w:eastAsia="Times" w:hAnsi="Times" w:cs="Times"/>
+          <w:b/>
+          <w:sz w:val="26"/>
+          <w:szCs w:val="26"/>
+        </w:rPr>
+        <w:t xml:space="preserve"> Môn:</w:t>
       </w:r>
     </w:p>
     <w:p>
@@ -1480,7 +2869,43 @@
           <w:sz w:val="26"/>
           <w:szCs w:val="26"/>
         </w:rPr>
-        <w:t>Góp ý của Bộ Môn:</w:t>
+        <w:t>Góp ý c</w:t>
+      </w:r>
+      <w:r>
+        <w:rPr>
+          <w:rFonts w:ascii="Times" w:eastAsia="Times" w:hAnsi="Times" w:cs="Times"/>
+          <w:b/>
+          <w:sz w:val="26"/>
+          <w:szCs w:val="26"/>
+        </w:rPr>
+        <w:t>ủ</w:t>
+      </w:r>
+      <w:r>
+        <w:rPr>
+          <w:rFonts w:ascii="Times" w:eastAsia="Times" w:hAnsi="Times" w:cs="Times"/>
+          <w:b/>
+          <w:sz w:val="26"/>
+          <w:szCs w:val="26"/>
+        </w:rPr>
+        <w:t>a B</w:t>
+      </w:r>
+      <w:r>
+        <w:rPr>
+          <w:rFonts w:ascii="Times" w:eastAsia="Times" w:hAnsi="Times" w:cs="Times"/>
+          <w:b/>
+          <w:sz w:val="26"/>
+          <w:szCs w:val="26"/>
+        </w:rPr>
+        <w:t>ộ</w:t>
+      </w:r>
+      <w:r>
+        <w:rPr>
+          <w:rFonts w:ascii="Times" w:eastAsia="Times" w:hAnsi="Times" w:cs="Times"/>
+          <w:b/>
+          <w:sz w:val="26"/>
+          <w:szCs w:val="26"/>
+        </w:rPr>
+        <w:t xml:space="preserve"> Môn:</w:t>
       </w:r>
     </w:p>
     <w:p>
@@ -1657,7 +3082,43 @@
           <w:sz w:val="26"/>
           <w:szCs w:val="26"/>
         </w:rPr>
-        <w:t>Đề nghị:</w:t>
+        <w:t>Đ</w:t>
+      </w:r>
+      <w:r>
+        <w:rPr>
+          <w:rFonts w:ascii="Times" w:eastAsia="Times" w:hAnsi="Times" w:cs="Times"/>
+          <w:b/>
+          <w:sz w:val="26"/>
+          <w:szCs w:val="26"/>
+        </w:rPr>
+        <w:t>ề</w:t>
+      </w:r>
+      <w:r>
+        <w:rPr>
+          <w:rFonts w:ascii="Times" w:eastAsia="Times" w:hAnsi="Times" w:cs="Times"/>
+          <w:b/>
+          <w:sz w:val="26"/>
+          <w:szCs w:val="26"/>
+        </w:rPr>
+        <w:t xml:space="preserve"> ngh</w:t>
+      </w:r>
+      <w:r>
+        <w:rPr>
+          <w:rFonts w:ascii="Times" w:eastAsia="Times" w:hAnsi="Times" w:cs="Times"/>
+          <w:b/>
+          <w:sz w:val="26"/>
+          <w:szCs w:val="26"/>
+        </w:rPr>
+        <w:t>ị</w:t>
+      </w:r>
+      <w:r>
+        <w:rPr>
+          <w:rFonts w:ascii="Times" w:eastAsia="Times" w:hAnsi="Times" w:cs="Times"/>
+          <w:b/>
+          <w:sz w:val="26"/>
+          <w:szCs w:val="26"/>
+        </w:rPr>
+        <w:t>:</w:t>
       </w:r>
     </w:p>
     <w:p>
@@ -1697,7 +3158,63 @@
           <w:sz w:val="26"/>
           <w:szCs w:val="26"/>
         </w:rPr>
-        <w:t xml:space="preserve">◻ Được bảo vệ        </w:t>
+        <w:t>◻</w:t>
+      </w:r>
+      <w:r>
+        <w:rPr>
+          <w:rFonts w:ascii="Times" w:eastAsia="Times" w:hAnsi="Times" w:cs="Times"/>
+          <w:sz w:val="26"/>
+          <w:szCs w:val="26"/>
+        </w:rPr>
+        <w:t xml:space="preserve"> Đư</w:t>
+      </w:r>
+      <w:r>
+        <w:rPr>
+          <w:rFonts w:ascii="Times" w:eastAsia="Times" w:hAnsi="Times" w:cs="Times"/>
+          <w:sz w:val="26"/>
+          <w:szCs w:val="26"/>
+        </w:rPr>
+        <w:t>ợ</w:t>
+      </w:r>
+      <w:r>
+        <w:rPr>
+          <w:rFonts w:ascii="Times" w:eastAsia="Times" w:hAnsi="Times" w:cs="Times"/>
+          <w:sz w:val="26"/>
+          <w:szCs w:val="26"/>
+        </w:rPr>
+        <w:t>c b</w:t>
+      </w:r>
+      <w:r>
+        <w:rPr>
+          <w:rFonts w:ascii="Times" w:eastAsia="Times" w:hAnsi="Times" w:cs="Times"/>
+          <w:sz w:val="26"/>
+          <w:szCs w:val="26"/>
+        </w:rPr>
+        <w:t>ả</w:t>
+      </w:r>
+      <w:r>
+        <w:rPr>
+          <w:rFonts w:ascii="Times" w:eastAsia="Times" w:hAnsi="Times" w:cs="Times"/>
+          <w:sz w:val="26"/>
+          <w:szCs w:val="26"/>
+        </w:rPr>
+        <w:t>o v</w:t>
+      </w:r>
+      <w:r>
+        <w:rPr>
+          <w:rFonts w:ascii="Times" w:eastAsia="Times" w:hAnsi="Times" w:cs="Times"/>
+          <w:sz w:val="26"/>
+          <w:szCs w:val="26"/>
+        </w:rPr>
+        <w:t>ệ</w:t>
+      </w:r>
+      <w:r>
+        <w:rPr>
+          <w:rFonts w:ascii="Times" w:eastAsia="Times" w:hAnsi="Times" w:cs="Times"/>
+          <w:sz w:val="26"/>
+          <w:szCs w:val="26"/>
+        </w:rPr>
+        <w:t xml:space="preserve">        </w:t>
       </w:r>
       <w:r>
         <w:rPr>
@@ -1706,7 +3223,55 @@
           <w:szCs w:val="26"/>
         </w:rPr>
         <w:tab/>
-        <w:t xml:space="preserve">      ◻ Không được bảo vệ </w:t>
+        <w:t xml:space="preserve">      ◻ Không đư</w:t>
+      </w:r>
+      <w:r>
+        <w:rPr>
+          <w:rFonts w:ascii="Times" w:eastAsia="Times" w:hAnsi="Times" w:cs="Times"/>
+          <w:sz w:val="26"/>
+          <w:szCs w:val="26"/>
+        </w:rPr>
+        <w:t>ợ</w:t>
+      </w:r>
+      <w:r>
+        <w:rPr>
+          <w:rFonts w:ascii="Times" w:eastAsia="Times" w:hAnsi="Times" w:cs="Times"/>
+          <w:sz w:val="26"/>
+          <w:szCs w:val="26"/>
+        </w:rPr>
+        <w:t>c b</w:t>
+      </w:r>
+      <w:r>
+        <w:rPr>
+          <w:rFonts w:ascii="Times" w:eastAsia="Times" w:hAnsi="Times" w:cs="Times"/>
+          <w:sz w:val="26"/>
+          <w:szCs w:val="26"/>
+        </w:rPr>
+        <w:t>ả</w:t>
+      </w:r>
+      <w:r>
+        <w:rPr>
+          <w:rFonts w:ascii="Times" w:eastAsia="Times" w:hAnsi="Times" w:cs="Times"/>
+          <w:sz w:val="26"/>
+          <w:szCs w:val="26"/>
+        </w:rPr>
+        <w:t>o v</w:t>
+      </w:r>
+      <w:r>
+        <w:rPr>
+          <w:rFonts w:ascii="Times" w:eastAsia="Times" w:hAnsi="Times" w:cs="Times"/>
+          <w:sz w:val="26"/>
+          <w:szCs w:val="26"/>
+        </w:rPr>
+        <w:t>ệ</w:t>
+      </w:r>
+      <w:r>
+        <w:rPr>
+          <w:rFonts w:ascii="Times" w:eastAsia="Times" w:hAnsi="Times" w:cs="Times"/>
+          <w:sz w:val="26"/>
+          <w:szCs w:val="26"/>
+        </w:rPr>
+        <w:t xml:space="preserve"> </w:t>
       </w:r>
     </w:p>
     <w:p>
@@ -1825,7 +3390,25 @@
                 <w:sz w:val="26"/>
                 <w:szCs w:val="26"/>
               </w:rPr>
-              <w:t>Bộ Môn</w:t>
+              <w:t>B</w:t>
+            </w:r>
+            <w:r>
+              <w:rPr>
+                <w:rFonts w:ascii="Times" w:eastAsia="Times" w:hAnsi="Times" w:cs="Times"/>
+                <w:b/>
+                <w:sz w:val="26"/>
+                <w:szCs w:val="26"/>
+              </w:rPr>
+              <w:t>ộ</w:t>
+            </w:r>
+            <w:r>
+              <w:rPr>
+                <w:rFonts w:ascii="Times" w:eastAsia="Times" w:hAnsi="Times" w:cs="Times"/>
+                <w:b/>
+                <w:sz w:val="26"/>
+                <w:szCs w:val="26"/>
+              </w:rPr>
+              <w:t xml:space="preserve"> Môn</w:t>
             </w:r>
           </w:p>
           <w:p>
@@ -1849,78 +3432,30 @@
                 <w:sz w:val="26"/>
                 <w:szCs w:val="26"/>
               </w:rPr>
-              <w:t>(Ký và ghi rõ họ tên)</w:t>
+              <w:t>(Ký và ghi rõ h</w:t>
+            </w:r>
+            <w:r>
+              <w:rPr>
+                <w:rFonts w:ascii="Times" w:eastAsia="Times" w:hAnsi="Times" w:cs="Times"/>
+                <w:i/>
+                <w:sz w:val="26"/>
+                <w:szCs w:val="26"/>
+              </w:rPr>
+              <w:t>ọ</w:t>
+            </w:r>
+            <w:r>
+              <w:rPr>
+                <w:rFonts w:ascii="Times" w:eastAsia="Times" w:hAnsi="Times" w:cs="Times"/>
+                <w:i/>
+                <w:sz w:val="26"/>
+                <w:szCs w:val="26"/>
+              </w:rPr>
+              <w:t xml:space="preserve"> tên)</w:t>
             </w:r>
           </w:p>
         </w:tc>
       </w:tr>
     </w:tbl>
-    <w:p>
-      <w:pPr>
-        <w:tabs>
-          <w:tab w:val="right" w:pos="9356"/>
-        </w:tabs>
-        <w:spacing w:line="360" w:lineRule="auto"/>
-        <w:ind w:left="1" w:right="154" w:hanging="3"/>
-        <w:rPr>
-          <w:rFonts w:ascii="Times" w:eastAsia="Times" w:hAnsi="Times" w:cs="Times"/>
-          <w:sz w:val="26"/>
-          <w:szCs w:val="26"/>
-        </w:rPr>
-      </w:pPr>
-    </w:p>
-    <w:p>
-      <w:pPr>
-        <w:tabs>
-          <w:tab w:val="right" w:pos="9356"/>
-        </w:tabs>
-        <w:spacing w:line="360" w:lineRule="auto"/>
-        <w:ind w:left="1" w:right="154" w:hanging="3"/>
-        <w:rPr>
-          <w:rFonts w:ascii="Times" w:eastAsia="Times" w:hAnsi="Times" w:cs="Times"/>
-          <w:sz w:val="26"/>
-          <w:szCs w:val="26"/>
-        </w:rPr>
-      </w:pPr>
-    </w:p>
-    <w:p>
-      <w:pPr>
-        <w:tabs>
-          <w:tab w:val="right" w:pos="9356"/>
-        </w:tabs>
-        <w:spacing w:line="360" w:lineRule="auto"/>
-        <w:ind w:left="1" w:right="154" w:hanging="3"/>
-        <w:rPr>
-          <w:rFonts w:ascii="Times" w:eastAsia="Times" w:hAnsi="Times" w:cs="Times"/>
-          <w:sz w:val="26"/>
-          <w:szCs w:val="26"/>
-        </w:rPr>
-      </w:pPr>
-    </w:p>
-    <w:p>
-      <w:pPr>
-        <w:ind w:leftChars="0" w:left="0" w:firstLineChars="0" w:firstLine="0"/>
-        <w:rPr>
-          <w:rFonts w:ascii="Times" w:eastAsia="Times" w:hAnsi="Times" w:cs="Times"/>
-        </w:rPr>
-      </w:pPr>
-    </w:p>
-    <w:p>
-      <w:pPr>
-        <w:ind w:leftChars="0" w:left="0" w:firstLineChars="0" w:firstLine="0"/>
-        <w:rPr>
-          <w:rFonts w:ascii="Times" w:eastAsia="Times" w:hAnsi="Times" w:cs="Times"/>
-        </w:rPr>
-      </w:pPr>
-    </w:p>
-    <w:p>
-      <w:pPr>
-        <w:ind w:left="0" w:hanging="2"/>
-        <w:rPr>
-          <w:rFonts w:ascii="Times" w:eastAsia="Times" w:hAnsi="Times" w:cs="Times"/>
-        </w:rPr>
-      </w:pPr>
-    </w:p>
     <w:p>
       <w:pPr>
         <w:ind w:leftChars="0" w:left="0" w:firstLineChars="0" w:firstLine="0"/>
@@ -3051,7 +4586,7 @@
     <w:lsdException w:name="Unresolved Mention" w:semiHidden="1" w:unhideWhenUsed="1"/>
     <w:lsdException w:name="Smart Link" w:semiHidden="1" w:unhideWhenUsed="1"/>
   </w:latentStyles>
-  <w:style w:type="paragraph" w:default="1" w:styleId="Normal">
+  <w:style w:type="paragraph" w:default="1" w:styleId="Binhthng">
     <w:name w:val="Normal"/>
     <w:qFormat/>
     <w:pPr>
@@ -3066,10 +4601,10 @@
       <w:position w:val="-1"/>
     </w:rPr>
   </w:style>
-  <w:style w:type="paragraph" w:styleId="Heading1">
+  <w:style w:type="paragraph" w:styleId="u1">
     <w:name w:val="heading 1"/>
-    <w:basedOn w:val="Normal"/>
-    <w:next w:val="Normal"/>
+    <w:basedOn w:val="Binhthng"/>
+    <w:next w:val="Binhthng"/>
     <w:uiPriority w:val="9"/>
     <w:qFormat/>
     <w:pPr>
@@ -3083,10 +4618,10 @@
       <w:szCs w:val="48"/>
     </w:rPr>
   </w:style>
-  <w:style w:type="paragraph" w:styleId="Heading2">
+  <w:style w:type="paragraph" w:styleId="u2">
     <w:name w:val="heading 2"/>
-    <w:basedOn w:val="Normal"/>
-    <w:next w:val="Normal"/>
+    <w:basedOn w:val="Binhthng"/>
+    <w:next w:val="Binhthng"/>
     <w:uiPriority w:val="9"/>
     <w:semiHidden/>
     <w:unhideWhenUsed/>
@@ -3103,10 +4638,10 @@
       <w:szCs w:val="36"/>
     </w:rPr>
   </w:style>
-  <w:style w:type="paragraph" w:styleId="Heading3">
+  <w:style w:type="paragraph" w:styleId="u3">
     <w:name w:val="heading 3"/>
-    <w:basedOn w:val="Normal"/>
-    <w:next w:val="Normal"/>
+    <w:basedOn w:val="Binhthng"/>
+    <w:next w:val="Binhthng"/>
     <w:uiPriority w:val="9"/>
     <w:semiHidden/>
     <w:unhideWhenUsed/>
@@ -3123,10 +4658,10 @@
       <w:szCs w:val="28"/>
     </w:rPr>
   </w:style>
-  <w:style w:type="paragraph" w:styleId="Heading4">
+  <w:style w:type="paragraph" w:styleId="u4">
     <w:name w:val="heading 4"/>
-    <w:basedOn w:val="Normal"/>
-    <w:next w:val="Normal"/>
+    <w:basedOn w:val="Binhthng"/>
+    <w:next w:val="Binhthng"/>
     <w:uiPriority w:val="9"/>
     <w:semiHidden/>
     <w:unhideWhenUsed/>
@@ -3141,10 +4676,10 @@
       <w:b/>
     </w:rPr>
   </w:style>
-  <w:style w:type="paragraph" w:styleId="Heading5">
+  <w:style w:type="paragraph" w:styleId="u5">
     <w:name w:val="heading 5"/>
-    <w:basedOn w:val="Normal"/>
-    <w:next w:val="Normal"/>
+    <w:basedOn w:val="Binhthng"/>
+    <w:next w:val="Binhthng"/>
     <w:uiPriority w:val="9"/>
     <w:semiHidden/>
     <w:unhideWhenUsed/>
@@ -3161,10 +4696,10 @@
       <w:szCs w:val="22"/>
     </w:rPr>
   </w:style>
-  <w:style w:type="paragraph" w:styleId="Heading6">
+  <w:style w:type="paragraph" w:styleId="u6">
     <w:name w:val="heading 6"/>
-    <w:basedOn w:val="Normal"/>
-    <w:next w:val="Normal"/>
+    <w:basedOn w:val="Binhthng"/>
+    <w:next w:val="Binhthng"/>
     <w:uiPriority w:val="9"/>
     <w:semiHidden/>
     <w:unhideWhenUsed/>
@@ -3181,13 +4716,13 @@
       <w:szCs w:val="20"/>
     </w:rPr>
   </w:style>
-  <w:style w:type="character" w:default="1" w:styleId="DefaultParagraphFont">
+  <w:style w:type="character" w:default="1" w:styleId="Phngmcinhcuaoanvn">
     <w:name w:val="Default Paragraph Font"/>
     <w:uiPriority w:val="1"/>
     <w:semiHidden/>
     <w:unhideWhenUsed/>
   </w:style>
-  <w:style w:type="table" w:default="1" w:styleId="TableNormal">
+  <w:style w:type="table" w:default="1" w:styleId="BangThngthng">
     <w:name w:val="Normal Table"/>
     <w:uiPriority w:val="99"/>
     <w:semiHidden/>
@@ -3202,16 +4737,16 @@
       </w:tblCellMar>
     </w:tblPr>
   </w:style>
-  <w:style w:type="numbering" w:default="1" w:styleId="NoList">
+  <w:style w:type="numbering" w:default="1" w:styleId="Khngco">
     <w:name w:val="No List"/>
     <w:uiPriority w:val="99"/>
     <w:semiHidden/>
     <w:unhideWhenUsed/>
   </w:style>
-  <w:style w:type="paragraph" w:styleId="Title">
+  <w:style w:type="paragraph" w:styleId="Tiu">
     <w:name w:val="Title"/>
-    <w:basedOn w:val="Normal"/>
-    <w:next w:val="Normal"/>
+    <w:basedOn w:val="Binhthng"/>
+    <w:next w:val="Binhthng"/>
     <w:uiPriority w:val="10"/>
     <w:qFormat/>
     <w:pPr>
@@ -3227,7 +4762,7 @@
   </w:style>
   <w:style w:type="paragraph" w:customStyle="1" w:styleId="Char">
     <w:name w:val="Char"/>
-    <w:basedOn w:val="Normal"/>
+    <w:basedOn w:val="Binhthng"/>
     <w:pPr>
       <w:spacing w:after="160" w:line="240" w:lineRule="atLeast"/>
     </w:pPr>
@@ -3237,9 +4772,9 @@
       <w:szCs w:val="20"/>
     </w:rPr>
   </w:style>
-  <w:style w:type="table" w:styleId="TableGrid">
+  <w:style w:type="table" w:styleId="LiBang">
     <w:name w:val="Table Grid"/>
-    <w:basedOn w:val="TableNormal"/>
+    <w:basedOn w:val="BangThngthng"/>
     <w:pPr>
       <w:suppressAutoHyphens/>
       <w:spacing w:line="1" w:lineRule="atLeast"/>
@@ -3262,9 +4797,9 @@
       </w:tblBorders>
     </w:tblPr>
   </w:style>
-  <w:style w:type="paragraph" w:styleId="Header">
+  <w:style w:type="paragraph" w:styleId="utrang">
     <w:name w:val="header"/>
-    <w:basedOn w:val="Normal"/>
+    <w:basedOn w:val="Binhthng"/>
     <w:pPr>
       <w:tabs>
         <w:tab w:val="center" w:pos="4320"/>
@@ -3272,9 +4807,9 @@
       </w:tabs>
     </w:pPr>
   </w:style>
-  <w:style w:type="paragraph" w:styleId="Footer">
+  <w:style w:type="paragraph" w:styleId="Chntrang">
     <w:name w:val="footer"/>
-    <w:basedOn w:val="Normal"/>
+    <w:basedOn w:val="Binhthng"/>
     <w:pPr>
       <w:tabs>
         <w:tab w:val="center" w:pos="4320"/>
@@ -3284,7 +4819,7 @@
   </w:style>
   <w:style w:type="paragraph" w:customStyle="1" w:styleId="CharCharCharChar">
     <w:name w:val="Char Char Char Char"/>
-    <w:basedOn w:val="Normal"/>
+    <w:basedOn w:val="Binhthng"/>
     <w:pPr>
       <w:spacing w:after="160" w:line="240" w:lineRule="atLeast"/>
     </w:pPr>
@@ -3294,10 +4829,10 @@
       <w:szCs w:val="20"/>
     </w:rPr>
   </w:style>
-  <w:style w:type="paragraph" w:styleId="Subtitle">
+  <w:style w:type="paragraph" w:styleId="Tiuphu">
     <w:name w:val="Subtitle"/>
-    <w:basedOn w:val="Normal"/>
-    <w:next w:val="Normal"/>
+    <w:basedOn w:val="Binhthng"/>
+    <w:next w:val="Binhthng"/>
     <w:uiPriority w:val="11"/>
     <w:qFormat/>
     <w:pPr>
@@ -3314,7 +4849,7 @@
     </w:rPr>
   </w:style>
   <w:style w:type="table" w:customStyle="1" w:styleId="a">
-    <w:basedOn w:val="TableNormal"/>
+    <w:basedOn w:val="BangThngthng"/>
     <w:tblPr>
       <w:tblStyleRowBandSize w:val="1"/>
       <w:tblStyleColBandSize w:val="1"/>
@@ -3327,7 +4862,7 @@
     </w:tblPr>
   </w:style>
   <w:style w:type="table" w:customStyle="1" w:styleId="a0">
-    <w:basedOn w:val="TableNormal"/>
+    <w:basedOn w:val="BangThngthng"/>
     <w:tblPr>
       <w:tblStyleRowBandSize w:val="1"/>
       <w:tblStyleColBandSize w:val="1"/>
@@ -3340,21 +4875,21 @@
     </w:tblPr>
   </w:style>
   <w:style w:type="table" w:customStyle="1" w:styleId="a1">
-    <w:basedOn w:val="TableNormal"/>
+    <w:basedOn w:val="BangThngthng"/>
     <w:tblPr>
       <w:tblStyleRowBandSize w:val="1"/>
       <w:tblStyleColBandSize w:val="1"/>
     </w:tblPr>
   </w:style>
   <w:style w:type="table" w:customStyle="1" w:styleId="a2">
-    <w:basedOn w:val="TableNormal"/>
+    <w:basedOn w:val="BangThngthng"/>
     <w:tblPr>
       <w:tblStyleRowBandSize w:val="1"/>
       <w:tblStyleColBandSize w:val="1"/>
     </w:tblPr>
   </w:style>
   <w:style w:type="table" w:customStyle="1" w:styleId="a3">
-    <w:basedOn w:val="TableNormal"/>
+    <w:basedOn w:val="BangThngthng"/>
     <w:tblPr>
       <w:tblStyleRowBandSize w:val="1"/>
       <w:tblStyleColBandSize w:val="1"/>
@@ -3367,7 +4902,7 @@
     </w:tblPr>
   </w:style>
   <w:style w:type="table" w:customStyle="1" w:styleId="a4">
-    <w:basedOn w:val="TableNormal"/>
+    <w:basedOn w:val="BangThngthng"/>
     <w:tblPr>
       <w:tblStyleRowBandSize w:val="1"/>
       <w:tblStyleColBandSize w:val="1"/>
@@ -3380,7 +4915,7 @@
     </w:tblPr>
   </w:style>
   <w:style w:type="table" w:customStyle="1" w:styleId="a5">
-    <w:basedOn w:val="TableNormal"/>
+    <w:basedOn w:val="BangThngthng"/>
     <w:tblPr>
       <w:tblStyleRowBandSize w:val="1"/>
       <w:tblStyleColBandSize w:val="1"/>
@@ -3393,14 +4928,14 @@
     </w:tblPr>
   </w:style>
   <w:style w:type="table" w:customStyle="1" w:styleId="a6">
-    <w:basedOn w:val="TableNormal"/>
+    <w:basedOn w:val="BangThngthng"/>
     <w:tblPr>
       <w:tblStyleRowBandSize w:val="1"/>
       <w:tblStyleColBandSize w:val="1"/>
     </w:tblPr>
   </w:style>
   <w:style w:type="table" w:customStyle="1" w:styleId="a7">
-    <w:basedOn w:val="TableNormal"/>
+    <w:basedOn w:val="BangThngthng"/>
     <w:tblPr>
       <w:tblStyleRowBandSize w:val="1"/>
       <w:tblStyleColBandSize w:val="1"/>
